--- a/Готовое/4. Пояснительная записка.docx
+++ b/Готовое/4. Пояснительная записка.docx
@@ -135,12 +135,20 @@
       <w:r>
         <w:rPr>
           <w:rFonts w:ascii="Times New Roman" w:hAnsi="Times New Roman" w:cs="Times New Roman"/>
+          <w:sz w:val="28"/>
+          <w:szCs w:val="28"/>
+        </w:rPr>
+        <w:t>Формулировка проблемы исследования</w:t>
+      </w:r>
+      <w:r>
+        <w:rPr>
+          <w:rFonts w:ascii="Times New Roman" w:hAnsi="Times New Roman" w:cs="Times New Roman"/>
           <w:b/>
           <w:bCs/>
           <w:sz w:val="28"/>
           <w:szCs w:val="28"/>
         </w:rPr>
-        <w:t>Формулировка проблемы исследования.</w:t>
+        <w:t>.</w:t>
       </w:r>
       <w:r>
         <w:rPr>
@@ -316,12 +324,20 @@
       <w:r>
         <w:rPr>
           <w:rFonts w:ascii="Times New Roman" w:hAnsi="Times New Roman" w:cs="Times New Roman"/>
+          <w:sz w:val="28"/>
+          <w:szCs w:val="28"/>
+        </w:rPr>
+        <w:t>Цель курсовой работы</w:t>
+      </w:r>
+      <w:r>
+        <w:rPr>
+          <w:rFonts w:ascii="Times New Roman" w:hAnsi="Times New Roman" w:cs="Times New Roman"/>
           <w:b/>
           <w:bCs/>
           <w:sz w:val="28"/>
           <w:szCs w:val="28"/>
         </w:rPr>
-        <w:t>Цель курсовой работы.</w:t>
+        <w:t>.</w:t>
       </w:r>
       <w:r>
         <w:rPr>
@@ -363,12 +379,20 @@
       <w:r>
         <w:rPr>
           <w:rFonts w:ascii="Times New Roman" w:hAnsi="Times New Roman" w:cs="Times New Roman"/>
+          <w:sz w:val="28"/>
+          <w:szCs w:val="28"/>
+        </w:rPr>
+        <w:t>Задачи курсовой работы</w:t>
+      </w:r>
+      <w:r>
+        <w:rPr>
+          <w:rFonts w:ascii="Times New Roman" w:hAnsi="Times New Roman" w:cs="Times New Roman"/>
           <w:b/>
           <w:bCs/>
           <w:sz w:val="28"/>
           <w:szCs w:val="28"/>
         </w:rPr>
-        <w:t>Задачи курсовой работы.</w:t>
+        <w:t>.</w:t>
       </w:r>
       <w:r>
         <w:rPr>
@@ -794,12 +818,20 @@
       <w:r>
         <w:rPr>
           <w:rFonts w:ascii="Times New Roman" w:hAnsi="Times New Roman" w:cs="Times New Roman"/>
+          <w:sz w:val="28"/>
+          <w:szCs w:val="28"/>
+        </w:rPr>
+        <w:t>Объект исследования</w:t>
+      </w:r>
+      <w:r>
+        <w:rPr>
+          <w:rFonts w:ascii="Times New Roman" w:hAnsi="Times New Roman" w:cs="Times New Roman"/>
           <w:b/>
           <w:bCs/>
           <w:sz w:val="28"/>
           <w:szCs w:val="28"/>
         </w:rPr>
-        <w:t>Объект исследования.</w:t>
+        <w:t>.</w:t>
       </w:r>
       <w:r>
         <w:rPr>
@@ -8872,6 +8904,18 @@
     <w:p>
       <w:pPr>
         <w:spacing w:after="0" w:line="360" w:lineRule="auto"/>
+        <w:jc w:val="center"/>
+        <w:rPr>
+          <w:rFonts w:ascii="Times New Roman" w:hAnsi="Times New Roman" w:cs="Times New Roman"/>
+          <w:bCs/>
+          <w:sz w:val="28"/>
+          <w:szCs w:val="28"/>
+        </w:rPr>
+      </w:pPr>
+    </w:p>
+    <w:p>
+      <w:pPr>
+        <w:spacing w:after="0" w:line="360" w:lineRule="auto"/>
         <w:ind w:firstLine="851"/>
         <w:jc w:val="both"/>
         <w:rPr>
@@ -9096,6 +9140,18 @@
         <w:t>Roles</w:t>
       </w:r>
       <w:proofErr w:type="spellEnd"/>
+    </w:p>
+    <w:p>
+      <w:pPr>
+        <w:spacing w:after="0" w:line="360" w:lineRule="auto"/>
+        <w:jc w:val="center"/>
+        <w:rPr>
+          <w:rFonts w:ascii="Times New Roman" w:hAnsi="Times New Roman" w:cs="Times New Roman"/>
+          <w:bCs/>
+          <w:sz w:val="28"/>
+          <w:szCs w:val="28"/>
+        </w:rPr>
+      </w:pPr>
     </w:p>
     <w:p>
       <w:pPr>
@@ -9360,6 +9416,18 @@
     <w:p>
       <w:pPr>
         <w:spacing w:after="0" w:line="360" w:lineRule="auto"/>
+        <w:jc w:val="center"/>
+        <w:rPr>
+          <w:rFonts w:ascii="Times New Roman" w:hAnsi="Times New Roman" w:cs="Times New Roman"/>
+          <w:bCs/>
+          <w:sz w:val="28"/>
+          <w:szCs w:val="28"/>
+        </w:rPr>
+      </w:pPr>
+    </w:p>
+    <w:p>
+      <w:pPr>
+        <w:spacing w:after="0" w:line="360" w:lineRule="auto"/>
         <w:ind w:firstLine="851"/>
         <w:jc w:val="both"/>
         <w:rPr>
@@ -9513,6 +9581,18 @@
     <w:p>
       <w:pPr>
         <w:spacing w:after="0" w:line="360" w:lineRule="auto"/>
+        <w:jc w:val="center"/>
+        <w:rPr>
+          <w:rFonts w:ascii="Times New Roman" w:hAnsi="Times New Roman" w:cs="Times New Roman"/>
+          <w:bCs/>
+          <w:sz w:val="28"/>
+          <w:szCs w:val="28"/>
+        </w:rPr>
+      </w:pPr>
+    </w:p>
+    <w:p>
+      <w:pPr>
+        <w:spacing w:after="0" w:line="360" w:lineRule="auto"/>
         <w:ind w:firstLine="851"/>
         <w:jc w:val="both"/>
         <w:rPr>
@@ -9545,14 +9625,24 @@
           <w:sz w:val="28"/>
           <w:szCs w:val="28"/>
         </w:rPr>
-        <w:t> хранит перечень катеров флота. Поля </w:t>
-      </w:r>
-      <w:proofErr w:type="spellStart"/>
-      <w:r>
-        <w:rPr>
-          <w:rFonts w:ascii="Times New Roman" w:hAnsi="Times New Roman" w:cs="Times New Roman"/>
-          <w:sz w:val="28"/>
-          <w:szCs w:val="28"/>
+        <w:t> хранит перечень катеров флота. Поля</w:t>
+      </w:r>
+      <w:r>
+        <w:rPr>
+          <w:rFonts w:ascii="Times New Roman" w:hAnsi="Times New Roman" w:cs="Times New Roman"/>
+          <w:sz w:val="28"/>
+          <w:szCs w:val="28"/>
+          <w:lang w:val="en-US"/>
+        </w:rPr>
+        <w:t> </w:t>
+      </w:r>
+      <w:proofErr w:type="spellStart"/>
+      <w:r>
+        <w:rPr>
+          <w:rFonts w:ascii="Times New Roman" w:hAnsi="Times New Roman" w:cs="Times New Roman"/>
+          <w:sz w:val="28"/>
+          <w:szCs w:val="28"/>
+          <w:lang w:val="en-US"/>
         </w:rPr>
         <w:t>BoatID</w:t>
       </w:r>
@@ -9562,15 +9652,51 @@
           <w:rFonts w:ascii="Times New Roman" w:hAnsi="Times New Roman" w:cs="Times New Roman"/>
           <w:sz w:val="28"/>
           <w:szCs w:val="28"/>
-        </w:rPr>
-        <w:t> (первичный ключ), </w:t>
-      </w:r>
-      <w:proofErr w:type="spellStart"/>
-      <w:r>
-        <w:rPr>
-          <w:rFonts w:ascii="Times New Roman" w:hAnsi="Times New Roman" w:cs="Times New Roman"/>
-          <w:sz w:val="28"/>
-          <w:szCs w:val="28"/>
+          <w:lang w:val="en-US"/>
+        </w:rPr>
+        <w:t> (</w:t>
+      </w:r>
+      <w:r>
+        <w:rPr>
+          <w:rFonts w:ascii="Times New Roman" w:hAnsi="Times New Roman" w:cs="Times New Roman"/>
+          <w:sz w:val="28"/>
+          <w:szCs w:val="28"/>
+        </w:rPr>
+        <w:t>первичный</w:t>
+      </w:r>
+      <w:r>
+        <w:rPr>
+          <w:rFonts w:ascii="Times New Roman" w:hAnsi="Times New Roman" w:cs="Times New Roman"/>
+          <w:sz w:val="28"/>
+          <w:szCs w:val="28"/>
+          <w:lang w:val="en-US"/>
+        </w:rPr>
+        <w:t xml:space="preserve"> </w:t>
+      </w:r>
+      <w:r>
+        <w:rPr>
+          <w:rFonts w:ascii="Times New Roman" w:hAnsi="Times New Roman" w:cs="Times New Roman"/>
+          <w:sz w:val="28"/>
+          <w:szCs w:val="28"/>
+        </w:rPr>
+        <w:t>ключ</w:t>
+      </w:r>
+      <w:r>
+        <w:rPr>
+          <w:rFonts w:ascii="Times New Roman" w:hAnsi="Times New Roman" w:cs="Times New Roman"/>
+          <w:sz w:val="28"/>
+          <w:szCs w:val="28"/>
+          <w:lang w:val="en-US"/>
+        </w:rPr>
+        <w:t>), </w:t>
+      </w:r>
+      <w:proofErr w:type="spellStart"/>
+      <w:r>
+        <w:rPr>
+          <w:rFonts w:ascii="Times New Roman" w:hAnsi="Times New Roman" w:cs="Times New Roman"/>
+          <w:sz w:val="28"/>
+          <w:szCs w:val="28"/>
+          <w:lang w:val="en-US"/>
         </w:rPr>
         <w:t>BoatName</w:t>
       </w:r>
@@ -9580,6 +9706,7 @@
           <w:rFonts w:ascii="Times New Roman" w:hAnsi="Times New Roman" w:cs="Times New Roman"/>
           <w:sz w:val="28"/>
           <w:szCs w:val="28"/>
+          <w:lang w:val="en-US"/>
         </w:rPr>
         <w:t>, </w:t>
       </w:r>
@@ -9589,6 +9716,7 @@
           <w:rFonts w:ascii="Times New Roman" w:hAnsi="Times New Roman" w:cs="Times New Roman"/>
           <w:sz w:val="28"/>
           <w:szCs w:val="28"/>
+          <w:lang w:val="en-US"/>
         </w:rPr>
         <w:t>BoatType</w:t>
       </w:r>
@@ -9598,6 +9726,7 @@
           <w:rFonts w:ascii="Times New Roman" w:hAnsi="Times New Roman" w:cs="Times New Roman"/>
           <w:sz w:val="28"/>
           <w:szCs w:val="28"/>
+          <w:lang w:val="en-US"/>
         </w:rPr>
         <w:t>, Displacement, </w:t>
       </w:r>
@@ -9607,6 +9736,7 @@
           <w:rFonts w:ascii="Times New Roman" w:hAnsi="Times New Roman" w:cs="Times New Roman"/>
           <w:sz w:val="28"/>
           <w:szCs w:val="28"/>
+          <w:lang w:val="en-US"/>
         </w:rPr>
         <w:t>BuildDate</w:t>
       </w:r>
@@ -9616,8 +9746,17 @@
           <w:rFonts w:ascii="Times New Roman" w:hAnsi="Times New Roman" w:cs="Times New Roman"/>
           <w:sz w:val="28"/>
           <w:szCs w:val="28"/>
-        </w:rPr>
-        <w:t xml:space="preserve">. Структура таблицы </w:t>
+          <w:lang w:val="en-US"/>
+        </w:rPr>
+        <w:t xml:space="preserve">. </w:t>
+      </w:r>
+      <w:r>
+        <w:rPr>
+          <w:rFonts w:ascii="Times New Roman" w:hAnsi="Times New Roman" w:cs="Times New Roman"/>
+          <w:sz w:val="28"/>
+          <w:szCs w:val="28"/>
+        </w:rPr>
+        <w:t xml:space="preserve">Структура таблицы </w:t>
       </w:r>
       <w:proofErr w:type="spellStart"/>
       <w:r>
@@ -9760,6 +9899,18 @@
     <w:p>
       <w:pPr>
         <w:spacing w:after="0" w:line="360" w:lineRule="auto"/>
+        <w:jc w:val="center"/>
+        <w:rPr>
+          <w:rFonts w:ascii="Times New Roman" w:hAnsi="Times New Roman" w:cs="Times New Roman"/>
+          <w:bCs/>
+          <w:sz w:val="28"/>
+          <w:szCs w:val="28"/>
+        </w:rPr>
+      </w:pPr>
+    </w:p>
+    <w:p>
+      <w:pPr>
+        <w:spacing w:after="0" w:line="360" w:lineRule="auto"/>
         <w:ind w:firstLine="851"/>
         <w:jc w:val="both"/>
         <w:rPr>
@@ -9916,6 +10067,18 @@
     <w:p>
       <w:pPr>
         <w:spacing w:after="0" w:line="360" w:lineRule="auto"/>
+        <w:jc w:val="center"/>
+        <w:rPr>
+          <w:rFonts w:ascii="Times New Roman" w:hAnsi="Times New Roman" w:cs="Times New Roman"/>
+          <w:bCs/>
+          <w:sz w:val="28"/>
+          <w:szCs w:val="28"/>
+        </w:rPr>
+      </w:pPr>
+    </w:p>
+    <w:p>
+      <w:pPr>
+        <w:spacing w:after="0" w:line="360" w:lineRule="auto"/>
         <w:ind w:left="143" w:firstLine="708"/>
         <w:jc w:val="both"/>
         <w:rPr>
@@ -10106,7 +10269,6 @@
         <w:rPr>
           <w:noProof/>
         </w:rPr>
-        <w:lastRenderedPageBreak/>
         <w:drawing>
           <wp:inline distT="0" distB="0" distL="0" distR="0" wp14:anchorId="7D3DFF59" wp14:editId="638B9A42">
             <wp:extent cx="2114550" cy="883293"/>
@@ -10197,6 +10359,18 @@
     <w:p>
       <w:pPr>
         <w:spacing w:after="0" w:line="360" w:lineRule="auto"/>
+        <w:jc w:val="center"/>
+        <w:rPr>
+          <w:rFonts w:ascii="Times New Roman" w:hAnsi="Times New Roman" w:cs="Times New Roman"/>
+          <w:bCs/>
+          <w:sz w:val="28"/>
+          <w:szCs w:val="28"/>
+        </w:rPr>
+      </w:pPr>
+    </w:p>
+    <w:p>
+      <w:pPr>
+        <w:spacing w:after="0" w:line="360" w:lineRule="auto"/>
         <w:ind w:firstLine="851"/>
         <w:jc w:val="both"/>
         <w:rPr>
@@ -10350,6 +10524,18 @@
     <w:p>
       <w:pPr>
         <w:spacing w:after="0" w:line="360" w:lineRule="auto"/>
+        <w:jc w:val="center"/>
+        <w:rPr>
+          <w:rFonts w:ascii="Times New Roman" w:hAnsi="Times New Roman" w:cs="Times New Roman"/>
+          <w:bCs/>
+          <w:sz w:val="28"/>
+          <w:szCs w:val="28"/>
+        </w:rPr>
+      </w:pPr>
+    </w:p>
+    <w:p>
+      <w:pPr>
+        <w:spacing w:after="0" w:line="360" w:lineRule="auto"/>
         <w:ind w:firstLine="851"/>
         <w:jc w:val="both"/>
         <w:rPr>
@@ -10575,6 +10761,18 @@
     <w:p>
       <w:pPr>
         <w:spacing w:after="0" w:line="360" w:lineRule="auto"/>
+        <w:jc w:val="center"/>
+        <w:rPr>
+          <w:rFonts w:ascii="Times New Roman" w:hAnsi="Times New Roman" w:cs="Times New Roman"/>
+          <w:bCs/>
+          <w:sz w:val="28"/>
+          <w:szCs w:val="28"/>
+        </w:rPr>
+      </w:pPr>
+    </w:p>
+    <w:p>
+      <w:pPr>
+        <w:spacing w:after="0" w:line="360" w:lineRule="auto"/>
         <w:ind w:firstLine="851"/>
         <w:jc w:val="both"/>
         <w:rPr>
@@ -10735,6 +10933,18 @@
     <w:p>
       <w:pPr>
         <w:spacing w:after="0" w:line="360" w:lineRule="auto"/>
+        <w:jc w:val="center"/>
+        <w:rPr>
+          <w:rFonts w:ascii="Times New Roman" w:hAnsi="Times New Roman" w:cs="Times New Roman"/>
+          <w:bCs/>
+          <w:sz w:val="28"/>
+          <w:szCs w:val="28"/>
+        </w:rPr>
+      </w:pPr>
+    </w:p>
+    <w:p>
+      <w:pPr>
+        <w:spacing w:after="0" w:line="360" w:lineRule="auto"/>
         <w:ind w:firstLine="851"/>
         <w:jc w:val="both"/>
         <w:rPr>
@@ -11017,7 +11227,6 @@
           <w:sz w:val="28"/>
           <w:szCs w:val="28"/>
         </w:rPr>
-        <w:lastRenderedPageBreak/>
         <w:t xml:space="preserve">Заполнение таблицы </w:t>
       </w:r>
       <w:proofErr w:type="spellStart"/>
@@ -11164,6 +11373,18 @@
     <w:p>
       <w:pPr>
         <w:spacing w:after="0" w:line="360" w:lineRule="auto"/>
+        <w:jc w:val="center"/>
+        <w:rPr>
+          <w:rFonts w:ascii="Times New Roman" w:hAnsi="Times New Roman" w:cs="Times New Roman"/>
+          <w:bCs/>
+          <w:sz w:val="28"/>
+          <w:szCs w:val="28"/>
+        </w:rPr>
+      </w:pPr>
+    </w:p>
+    <w:p>
+      <w:pPr>
+        <w:spacing w:after="0" w:line="360" w:lineRule="auto"/>
         <w:ind w:firstLine="851"/>
         <w:jc w:val="both"/>
         <w:rPr>
@@ -11432,6 +11653,18 @@
     <w:p>
       <w:pPr>
         <w:spacing w:after="0" w:line="360" w:lineRule="auto"/>
+        <w:jc w:val="center"/>
+        <w:rPr>
+          <w:rFonts w:ascii="Times New Roman" w:hAnsi="Times New Roman" w:cs="Times New Roman"/>
+          <w:bCs/>
+          <w:sz w:val="28"/>
+          <w:szCs w:val="28"/>
+        </w:rPr>
+      </w:pPr>
+    </w:p>
+    <w:p>
+      <w:pPr>
+        <w:spacing w:after="0" w:line="360" w:lineRule="auto"/>
         <w:ind w:left="143" w:firstLine="708"/>
         <w:jc w:val="both"/>
         <w:rPr>
@@ -11598,6 +11831,18 @@
     <w:p>
       <w:pPr>
         <w:spacing w:after="0" w:line="360" w:lineRule="auto"/>
+        <w:jc w:val="center"/>
+        <w:rPr>
+          <w:rFonts w:ascii="Times New Roman" w:hAnsi="Times New Roman" w:cs="Times New Roman"/>
+          <w:bCs/>
+          <w:sz w:val="28"/>
+          <w:szCs w:val="28"/>
+        </w:rPr>
+      </w:pPr>
+    </w:p>
+    <w:p>
+      <w:pPr>
+        <w:spacing w:after="0" w:line="360" w:lineRule="auto"/>
         <w:ind w:firstLine="851"/>
         <w:jc w:val="both"/>
         <w:rPr>
@@ -11864,6 +12109,18 @@
     <w:p>
       <w:pPr>
         <w:spacing w:after="0" w:line="360" w:lineRule="auto"/>
+        <w:jc w:val="center"/>
+        <w:rPr>
+          <w:rFonts w:ascii="Times New Roman" w:hAnsi="Times New Roman" w:cs="Times New Roman"/>
+          <w:bCs/>
+          <w:sz w:val="28"/>
+          <w:szCs w:val="28"/>
+        </w:rPr>
+      </w:pPr>
+    </w:p>
+    <w:p>
+      <w:pPr>
+        <w:spacing w:after="0" w:line="360" w:lineRule="auto"/>
         <w:ind w:firstLine="851"/>
         <w:jc w:val="both"/>
         <w:rPr>
@@ -11878,7 +12135,6 @@
           <w:sz w:val="28"/>
           <w:szCs w:val="28"/>
         </w:rPr>
-        <w:lastRenderedPageBreak/>
         <w:t xml:space="preserve">Заполнение таблицы </w:t>
       </w:r>
       <w:proofErr w:type="spellStart"/>
@@ -12009,6 +12265,18 @@
     <w:p>
       <w:pPr>
         <w:spacing w:after="0" w:line="360" w:lineRule="auto"/>
+        <w:jc w:val="center"/>
+        <w:rPr>
+          <w:rFonts w:ascii="Times New Roman" w:hAnsi="Times New Roman" w:cs="Times New Roman"/>
+          <w:bCs/>
+          <w:sz w:val="28"/>
+          <w:szCs w:val="28"/>
+        </w:rPr>
+      </w:pPr>
+    </w:p>
+    <w:p>
+      <w:pPr>
+        <w:spacing w:after="0" w:line="360" w:lineRule="auto"/>
         <w:ind w:firstLine="851"/>
         <w:jc w:val="both"/>
         <w:rPr>
@@ -12023,14 +12291,24 @@
           <w:sz w:val="28"/>
           <w:szCs w:val="28"/>
         </w:rPr>
-        <w:t>Таблица Products является основной таблицей товарного учёта. Поля </w:t>
-      </w:r>
-      <w:proofErr w:type="spellStart"/>
-      <w:r>
-        <w:rPr>
-          <w:rFonts w:ascii="Times New Roman" w:hAnsi="Times New Roman" w:cs="Times New Roman"/>
-          <w:sz w:val="28"/>
-          <w:szCs w:val="28"/>
+        <w:t>Таблица Products является основной таблицей товарного учёта. Поля</w:t>
+      </w:r>
+      <w:r>
+        <w:rPr>
+          <w:rFonts w:ascii="Times New Roman" w:hAnsi="Times New Roman" w:cs="Times New Roman"/>
+          <w:sz w:val="28"/>
+          <w:szCs w:val="28"/>
+          <w:lang w:val="en-US"/>
+        </w:rPr>
+        <w:t> </w:t>
+      </w:r>
+      <w:proofErr w:type="spellStart"/>
+      <w:r>
+        <w:rPr>
+          <w:rFonts w:ascii="Times New Roman" w:hAnsi="Times New Roman" w:cs="Times New Roman"/>
+          <w:sz w:val="28"/>
+          <w:szCs w:val="28"/>
+          <w:lang w:val="en-US"/>
         </w:rPr>
         <w:t>ProductID</w:t>
       </w:r>
@@ -12040,15 +12318,51 @@
           <w:rFonts w:ascii="Times New Roman" w:hAnsi="Times New Roman" w:cs="Times New Roman"/>
           <w:sz w:val="28"/>
           <w:szCs w:val="28"/>
-        </w:rPr>
-        <w:t> (первичный ключ), ProductName, </w:t>
-      </w:r>
-      <w:proofErr w:type="spellStart"/>
-      <w:r>
-        <w:rPr>
-          <w:rFonts w:ascii="Times New Roman" w:hAnsi="Times New Roman" w:cs="Times New Roman"/>
-          <w:sz w:val="28"/>
-          <w:szCs w:val="28"/>
+          <w:lang w:val="en-US"/>
+        </w:rPr>
+        <w:t> (</w:t>
+      </w:r>
+      <w:r>
+        <w:rPr>
+          <w:rFonts w:ascii="Times New Roman" w:hAnsi="Times New Roman" w:cs="Times New Roman"/>
+          <w:sz w:val="28"/>
+          <w:szCs w:val="28"/>
+        </w:rPr>
+        <w:t>первичный</w:t>
+      </w:r>
+      <w:r>
+        <w:rPr>
+          <w:rFonts w:ascii="Times New Roman" w:hAnsi="Times New Roman" w:cs="Times New Roman"/>
+          <w:sz w:val="28"/>
+          <w:szCs w:val="28"/>
+          <w:lang w:val="en-US"/>
+        </w:rPr>
+        <w:t xml:space="preserve"> </w:t>
+      </w:r>
+      <w:r>
+        <w:rPr>
+          <w:rFonts w:ascii="Times New Roman" w:hAnsi="Times New Roman" w:cs="Times New Roman"/>
+          <w:sz w:val="28"/>
+          <w:szCs w:val="28"/>
+        </w:rPr>
+        <w:t>ключ</w:t>
+      </w:r>
+      <w:r>
+        <w:rPr>
+          <w:rFonts w:ascii="Times New Roman" w:hAnsi="Times New Roman" w:cs="Times New Roman"/>
+          <w:sz w:val="28"/>
+          <w:szCs w:val="28"/>
+          <w:lang w:val="en-US"/>
+        </w:rPr>
+        <w:t>), ProductName, </w:t>
+      </w:r>
+      <w:proofErr w:type="spellStart"/>
+      <w:r>
+        <w:rPr>
+          <w:rFonts w:ascii="Times New Roman" w:hAnsi="Times New Roman" w:cs="Times New Roman"/>
+          <w:sz w:val="28"/>
+          <w:szCs w:val="28"/>
+          <w:lang w:val="en-US"/>
         </w:rPr>
         <w:t>CategoryID</w:t>
       </w:r>
@@ -12058,15 +12372,68 @@
           <w:rFonts w:ascii="Times New Roman" w:hAnsi="Times New Roman" w:cs="Times New Roman"/>
           <w:sz w:val="28"/>
           <w:szCs w:val="28"/>
-        </w:rPr>
-        <w:t> (внешний ключ к Categories), </w:t>
-      </w:r>
-      <w:proofErr w:type="spellStart"/>
-      <w:r>
-        <w:rPr>
-          <w:rFonts w:ascii="Times New Roman" w:hAnsi="Times New Roman" w:cs="Times New Roman"/>
-          <w:sz w:val="28"/>
-          <w:szCs w:val="28"/>
+          <w:lang w:val="en-US"/>
+        </w:rPr>
+        <w:t> (</w:t>
+      </w:r>
+      <w:r>
+        <w:rPr>
+          <w:rFonts w:ascii="Times New Roman" w:hAnsi="Times New Roman" w:cs="Times New Roman"/>
+          <w:sz w:val="28"/>
+          <w:szCs w:val="28"/>
+        </w:rPr>
+        <w:t>внешний</w:t>
+      </w:r>
+      <w:r>
+        <w:rPr>
+          <w:rFonts w:ascii="Times New Roman" w:hAnsi="Times New Roman" w:cs="Times New Roman"/>
+          <w:sz w:val="28"/>
+          <w:szCs w:val="28"/>
+          <w:lang w:val="en-US"/>
+        </w:rPr>
+        <w:t xml:space="preserve"> </w:t>
+      </w:r>
+      <w:r>
+        <w:rPr>
+          <w:rFonts w:ascii="Times New Roman" w:hAnsi="Times New Roman" w:cs="Times New Roman"/>
+          <w:sz w:val="28"/>
+          <w:szCs w:val="28"/>
+        </w:rPr>
+        <w:t>ключ</w:t>
+      </w:r>
+      <w:r>
+        <w:rPr>
+          <w:rFonts w:ascii="Times New Roman" w:hAnsi="Times New Roman" w:cs="Times New Roman"/>
+          <w:sz w:val="28"/>
+          <w:szCs w:val="28"/>
+          <w:lang w:val="en-US"/>
+        </w:rPr>
+        <w:t xml:space="preserve"> </w:t>
+      </w:r>
+      <w:r>
+        <w:rPr>
+          <w:rFonts w:ascii="Times New Roman" w:hAnsi="Times New Roman" w:cs="Times New Roman"/>
+          <w:sz w:val="28"/>
+          <w:szCs w:val="28"/>
+        </w:rPr>
+        <w:t>к</w:t>
+      </w:r>
+      <w:r>
+        <w:rPr>
+          <w:rFonts w:ascii="Times New Roman" w:hAnsi="Times New Roman" w:cs="Times New Roman"/>
+          <w:sz w:val="28"/>
+          <w:szCs w:val="28"/>
+          <w:lang w:val="en-US"/>
+        </w:rPr>
+        <w:t> Categories), </w:t>
+      </w:r>
+      <w:proofErr w:type="spellStart"/>
+      <w:r>
+        <w:rPr>
+          <w:rFonts w:ascii="Times New Roman" w:hAnsi="Times New Roman" w:cs="Times New Roman"/>
+          <w:sz w:val="28"/>
+          <w:szCs w:val="28"/>
+          <w:lang w:val="en-US"/>
         </w:rPr>
         <w:t>ManufacturerID</w:t>
       </w:r>
@@ -12076,14 +12443,24 @@
           <w:rFonts w:ascii="Times New Roman" w:hAnsi="Times New Roman" w:cs="Times New Roman"/>
           <w:sz w:val="28"/>
           <w:szCs w:val="28"/>
-        </w:rPr>
-        <w:t> (внешний ключ</w:t>
-      </w:r>
-      <w:r>
-        <w:rPr>
-          <w:rFonts w:ascii="Times New Roman" w:hAnsi="Times New Roman" w:cs="Times New Roman"/>
-          <w:sz w:val="28"/>
-          <w:szCs w:val="28"/>
+          <w:lang w:val="en-US"/>
+        </w:rPr>
+        <w:t> (</w:t>
+      </w:r>
+      <w:r>
+        <w:rPr>
+          <w:rFonts w:ascii="Times New Roman" w:hAnsi="Times New Roman" w:cs="Times New Roman"/>
+          <w:sz w:val="28"/>
+          <w:szCs w:val="28"/>
+        </w:rPr>
+        <w:t>внешний</w:t>
+      </w:r>
+      <w:r>
+        <w:rPr>
+          <w:rFonts w:ascii="Times New Roman" w:hAnsi="Times New Roman" w:cs="Times New Roman"/>
+          <w:sz w:val="28"/>
+          <w:szCs w:val="28"/>
+          <w:lang w:val="en-US"/>
         </w:rPr>
         <w:t xml:space="preserve"> </w:t>
       </w:r>
@@ -12093,6 +12470,23 @@
           <w:sz w:val="28"/>
           <w:szCs w:val="28"/>
         </w:rPr>
+        <w:t>ключ</w:t>
+      </w:r>
+      <w:r>
+        <w:rPr>
+          <w:rFonts w:ascii="Times New Roman" w:hAnsi="Times New Roman" w:cs="Times New Roman"/>
+          <w:sz w:val="28"/>
+          <w:szCs w:val="28"/>
+          <w:lang w:val="en-US"/>
+        </w:rPr>
+        <w:t xml:space="preserve"> </w:t>
+      </w:r>
+      <w:r>
+        <w:rPr>
+          <w:rFonts w:ascii="Times New Roman" w:hAnsi="Times New Roman" w:cs="Times New Roman"/>
+          <w:sz w:val="28"/>
+          <w:szCs w:val="28"/>
+        </w:rPr>
         <w:t>к</w:t>
       </w:r>
       <w:r>
@@ -12100,6 +12494,7 @@
           <w:rFonts w:ascii="Times New Roman" w:hAnsi="Times New Roman" w:cs="Times New Roman"/>
           <w:sz w:val="28"/>
           <w:szCs w:val="28"/>
+          <w:lang w:val="en-US"/>
         </w:rPr>
         <w:t xml:space="preserve"> </w:t>
       </w:r>
@@ -12108,8 +12503,17 @@
           <w:rFonts w:ascii="Times New Roman" w:hAnsi="Times New Roman" w:cs="Times New Roman"/>
           <w:sz w:val="28"/>
           <w:szCs w:val="28"/>
-        </w:rPr>
-        <w:t xml:space="preserve">Manufacturers), Description, QuantityInStock, Unit, CostPrice, RetailPrice, MinStock. Структура таблицы Products представлена на рисунке </w:t>
+          <w:lang w:val="en-US"/>
+        </w:rPr>
+        <w:t xml:space="preserve">Manufacturers), Description, QuantityInStock, Unit, CostPrice, RetailPrice, MinStock. </w:t>
+      </w:r>
+      <w:r>
+        <w:rPr>
+          <w:rFonts w:ascii="Times New Roman" w:hAnsi="Times New Roman" w:cs="Times New Roman"/>
+          <w:sz w:val="28"/>
+          <w:szCs w:val="28"/>
+        </w:rPr>
+        <w:t xml:space="preserve">Структура таблицы Products представлена на рисунке </w:t>
       </w:r>
       <w:r>
         <w:rPr>
@@ -12226,6 +12630,18 @@
     <w:p>
       <w:pPr>
         <w:spacing w:after="0" w:line="360" w:lineRule="auto"/>
+        <w:jc w:val="center"/>
+        <w:rPr>
+          <w:rFonts w:ascii="Times New Roman" w:hAnsi="Times New Roman" w:cs="Times New Roman"/>
+          <w:bCs/>
+          <w:sz w:val="28"/>
+          <w:szCs w:val="28"/>
+        </w:rPr>
+      </w:pPr>
+    </w:p>
+    <w:p>
+      <w:pPr>
+        <w:spacing w:after="0" w:line="360" w:lineRule="auto"/>
         <w:ind w:firstLine="851"/>
         <w:jc w:val="both"/>
         <w:rPr>
@@ -12240,6 +12656,7 @@
           <w:sz w:val="28"/>
           <w:szCs w:val="28"/>
         </w:rPr>
+        <w:lastRenderedPageBreak/>
         <w:t xml:space="preserve">Заполнение таблицы Products (ассортимент товаров с ценами и остатками) показано на рисунке </w:t>
       </w:r>
       <w:r>
@@ -12357,6 +12774,18 @@
     <w:p>
       <w:pPr>
         <w:spacing w:after="0" w:line="360" w:lineRule="auto"/>
+        <w:jc w:val="center"/>
+        <w:rPr>
+          <w:rFonts w:ascii="Times New Roman" w:hAnsi="Times New Roman" w:cs="Times New Roman"/>
+          <w:bCs/>
+          <w:sz w:val="28"/>
+          <w:szCs w:val="28"/>
+        </w:rPr>
+      </w:pPr>
+    </w:p>
+    <w:p>
+      <w:pPr>
+        <w:spacing w:after="0" w:line="360" w:lineRule="auto"/>
         <w:ind w:firstLine="851"/>
         <w:jc w:val="both"/>
         <w:rPr>
@@ -12593,7 +13022,6 @@
           <w:sz w:val="28"/>
           <w:szCs w:val="28"/>
         </w:rPr>
-        <w:lastRenderedPageBreak/>
         <w:drawing>
           <wp:inline distT="0" distB="0" distL="0" distR="0" wp14:anchorId="2B3821C7" wp14:editId="7C702253">
             <wp:extent cx="2266092" cy="1095375"/>
@@ -12673,6 +13101,18 @@
     <w:p>
       <w:pPr>
         <w:spacing w:after="0" w:line="360" w:lineRule="auto"/>
+        <w:jc w:val="center"/>
+        <w:rPr>
+          <w:rFonts w:ascii="Times New Roman" w:hAnsi="Times New Roman" w:cs="Times New Roman"/>
+          <w:bCs/>
+          <w:sz w:val="28"/>
+          <w:szCs w:val="28"/>
+        </w:rPr>
+      </w:pPr>
+    </w:p>
+    <w:p>
+      <w:pPr>
+        <w:spacing w:after="0" w:line="360" w:lineRule="auto"/>
         <w:ind w:firstLine="851"/>
         <w:jc w:val="both"/>
         <w:rPr>
@@ -12804,6 +13244,18 @@
     <w:p>
       <w:pPr>
         <w:spacing w:after="0" w:line="360" w:lineRule="auto"/>
+        <w:jc w:val="center"/>
+        <w:rPr>
+          <w:rFonts w:ascii="Times New Roman" w:hAnsi="Times New Roman" w:cs="Times New Roman"/>
+          <w:bCs/>
+          <w:sz w:val="28"/>
+          <w:szCs w:val="28"/>
+        </w:rPr>
+      </w:pPr>
+    </w:p>
+    <w:p>
+      <w:pPr>
+        <w:spacing w:after="0" w:line="360" w:lineRule="auto"/>
         <w:ind w:firstLine="851"/>
         <w:jc w:val="both"/>
         <w:rPr>
@@ -12982,6 +13434,7 @@
           <w:sz w:val="28"/>
           <w:szCs w:val="28"/>
         </w:rPr>
+        <w:lastRenderedPageBreak/>
         <w:drawing>
           <wp:inline distT="0" distB="0" distL="0" distR="0" wp14:anchorId="362A566F" wp14:editId="194B1998">
             <wp:extent cx="2409825" cy="1017890"/>
@@ -13054,6 +13507,18 @@
     <w:p>
       <w:pPr>
         <w:spacing w:after="0" w:line="360" w:lineRule="auto"/>
+        <w:jc w:val="center"/>
+        <w:rPr>
+          <w:rFonts w:ascii="Times New Roman" w:hAnsi="Times New Roman" w:cs="Times New Roman"/>
+          <w:bCs/>
+          <w:sz w:val="28"/>
+          <w:szCs w:val="28"/>
+        </w:rPr>
+      </w:pPr>
+    </w:p>
+    <w:p>
+      <w:pPr>
+        <w:spacing w:after="0" w:line="360" w:lineRule="auto"/>
         <w:ind w:firstLine="851"/>
         <w:jc w:val="both"/>
         <w:rPr>
@@ -13125,9 +13590,9 @@
           <w:szCs w:val="28"/>
         </w:rPr>
         <w:drawing>
-          <wp:inline distT="0" distB="0" distL="0" distR="0" wp14:anchorId="6CE0EEBB" wp14:editId="3EDEB94B">
-            <wp:extent cx="2752725" cy="989971"/>
-            <wp:effectExtent l="0" t="0" r="0" b="635"/>
+          <wp:inline distT="0" distB="0" distL="0" distR="0" wp14:anchorId="6CE0EEBB" wp14:editId="0817FB2C">
+            <wp:extent cx="3072298" cy="1104900"/>
+            <wp:effectExtent l="0" t="0" r="0" b="0"/>
             <wp:docPr id="57" name="Рисунок 57"/>
             <wp:cNvGraphicFramePr>
               <a:graphicFrameLocks xmlns:a="http://schemas.openxmlformats.org/drawingml/2006/main" noChangeAspect="1"/>
@@ -13148,7 +13613,7 @@
                   <pic:spPr>
                     <a:xfrm>
                       <a:off x="0" y="0"/>
-                      <a:ext cx="2759768" cy="992504"/>
+                      <a:ext cx="3080798" cy="1107957"/>
                     </a:xfrm>
                     <a:prstGeom prst="rect">
                       <a:avLst/>
@@ -13214,6 +13679,18 @@
     <w:p>
       <w:pPr>
         <w:spacing w:after="0" w:line="360" w:lineRule="auto"/>
+        <w:jc w:val="center"/>
+        <w:rPr>
+          <w:rFonts w:ascii="Times New Roman" w:hAnsi="Times New Roman" w:cs="Times New Roman"/>
+          <w:bCs/>
+          <w:sz w:val="28"/>
+          <w:szCs w:val="28"/>
+        </w:rPr>
+      </w:pPr>
+    </w:p>
+    <w:p>
+      <w:pPr>
+        <w:spacing w:after="0" w:line="360" w:lineRule="auto"/>
         <w:ind w:firstLine="851"/>
         <w:jc w:val="both"/>
         <w:rPr>
@@ -13255,7 +13732,6 @@
           <w:sz w:val="28"/>
           <w:szCs w:val="28"/>
         </w:rPr>
-        <w:lastRenderedPageBreak/>
         <w:t>Целостность сущностей</w:t>
       </w:r>
       <w:r>
@@ -13630,6 +14106,7 @@
           <w:sz w:val="28"/>
           <w:szCs w:val="28"/>
         </w:rPr>
+        <w:lastRenderedPageBreak/>
         <w:t>2.2 Разработка информационной системы</w:t>
       </w:r>
     </w:p>
@@ -13690,7 +14167,6 @@
           <w:szCs w:val="28"/>
           <w:lang w:val="en-US"/>
         </w:rPr>
-        <w:lastRenderedPageBreak/>
         <w:drawing>
           <wp:inline distT="0" distB="0" distL="0" distR="0" wp14:anchorId="58C2F01A" wp14:editId="6CDAB509">
             <wp:extent cx="1712180" cy="2714309"/>
@@ -13764,7 +14240,16 @@
           <w:sz w:val="28"/>
           <w:szCs w:val="28"/>
         </w:rPr>
-        <w:t>1 – Окно авторизации</w:t>
+        <w:t>23</w:t>
+      </w:r>
+      <w:r>
+        <w:rPr>
+          <w:rFonts w:ascii="Times New Roman" w:hAnsi="Times New Roman" w:cs="Times New Roman"/>
+          <w:bCs/>
+          <w:sz w:val="28"/>
+          <w:szCs w:val="28"/>
+        </w:rPr>
+        <w:t xml:space="preserve"> – Окно авторизации</w:t>
       </w:r>
     </w:p>
     <w:p>
@@ -13854,6 +14339,7 @@
           <w:szCs w:val="28"/>
           <w:lang w:val="en-US"/>
         </w:rPr>
+        <w:lastRenderedPageBreak/>
         <w:drawing>
           <wp:inline distT="0" distB="0" distL="0" distR="0" wp14:anchorId="339D54E6" wp14:editId="4B7DDAC3">
             <wp:extent cx="4299585" cy="2769746"/>
@@ -13918,7 +14404,16 @@
           <w:sz w:val="28"/>
           <w:szCs w:val="28"/>
         </w:rPr>
-        <w:t>2.2</w:t>
+        <w:t>2.</w:t>
+      </w:r>
+      <w:r>
+        <w:rPr>
+          <w:rFonts w:ascii="Times New Roman" w:hAnsi="Times New Roman" w:cs="Times New Roman"/>
+          <w:bCs/>
+          <w:sz w:val="28"/>
+          <w:szCs w:val="28"/>
+        </w:rPr>
+        <w:t>24</w:t>
       </w:r>
       <w:r>
         <w:rPr>
@@ -13960,7 +14455,6 @@
           <w:sz w:val="28"/>
           <w:szCs w:val="28"/>
         </w:rPr>
-        <w:lastRenderedPageBreak/>
         <w:t>При выборе подсистемы «Учёт флота» (рисунок 2) пользователю становится доступна панель кнопок для работы с пятью разделами: «Катера», «Команда», «Банки», «Выходы» и «Улов». Каждая кнопка открывает соответствующую вкладку внутри </w:t>
       </w:r>
       <w:proofErr w:type="spellStart"/>
@@ -14067,7 +14561,16 @@
           <w:sz w:val="28"/>
           <w:szCs w:val="28"/>
         </w:rPr>
-        <w:t>2.3</w:t>
+        <w:t>2.</w:t>
+      </w:r>
+      <w:r>
+        <w:rPr>
+          <w:rFonts w:ascii="Times New Roman" w:hAnsi="Times New Roman" w:cs="Times New Roman"/>
+          <w:bCs/>
+          <w:sz w:val="28"/>
+          <w:szCs w:val="28"/>
+        </w:rPr>
+        <w:t>25</w:t>
       </w:r>
       <w:r>
         <w:rPr>
@@ -14126,7 +14629,16 @@
           <w:sz w:val="28"/>
           <w:szCs w:val="28"/>
         </w:rPr>
-        <w:t> (рисунок 3) предназначено для ведения справочника катеров. Интерфейс содержит поле поиска по названию, кнопки «Добавить», «Изменить», «Удалить», таблицу с колонками «ID», «Название», «Тип», «Водоизмещение», «Дата постройки» и элементы пагинации. При нажатии на «Добавить» или «Изменить» открывается модальное окно </w:t>
+        <w:t> (рисунок 3) предназначено для ведения справочника катеров. Интерфейс содержит поле поиска по названию, кнопки «Добавить», «Изме</w:t>
+      </w:r>
+      <w:r>
+        <w:rPr>
+          <w:rFonts w:ascii="Times New Roman" w:hAnsi="Times New Roman" w:cs="Times New Roman"/>
+          <w:sz w:val="28"/>
+          <w:szCs w:val="28"/>
+        </w:rPr>
+        <w:lastRenderedPageBreak/>
+        <w:t>нить», «Удалить», таблицу с колонками «ID», «Название», «Тип», «Водоизмещение», «Дата постройки» и элементы пагинации. При нажатии на «Добавить» или «Изменить» открывается модальное окно </w:t>
       </w:r>
       <w:proofErr w:type="spellStart"/>
       <w:r>
@@ -14232,7 +14744,16 @@
           <w:sz w:val="28"/>
           <w:szCs w:val="28"/>
         </w:rPr>
-        <w:t>2.4</w:t>
+        <w:t>2.</w:t>
+      </w:r>
+      <w:r>
+        <w:rPr>
+          <w:rFonts w:ascii="Times New Roman" w:hAnsi="Times New Roman" w:cs="Times New Roman"/>
+          <w:bCs/>
+          <w:sz w:val="28"/>
+          <w:szCs w:val="28"/>
+        </w:rPr>
+        <w:t>26</w:t>
       </w:r>
       <w:r>
         <w:rPr>
@@ -14261,7 +14782,6 @@
           <w:sz w:val="28"/>
           <w:szCs w:val="28"/>
         </w:rPr>
-        <w:lastRenderedPageBreak/>
         <w:t>Окно </w:t>
       </w:r>
       <w:proofErr w:type="spellStart"/>
@@ -14386,7 +14906,16 @@
           <w:sz w:val="28"/>
           <w:szCs w:val="28"/>
         </w:rPr>
-        <w:t>2.5</w:t>
+        <w:t>2.</w:t>
+      </w:r>
+      <w:r>
+        <w:rPr>
+          <w:rFonts w:ascii="Times New Roman" w:hAnsi="Times New Roman" w:cs="Times New Roman"/>
+          <w:bCs/>
+          <w:sz w:val="28"/>
+          <w:szCs w:val="28"/>
+        </w:rPr>
+        <w:t>27</w:t>
       </w:r>
       <w:r>
         <w:rPr>
@@ -14445,7 +14974,16 @@
           <w:sz w:val="28"/>
           <w:szCs w:val="28"/>
         </w:rPr>
-        <w:t> (рисунок 5) служит справочником мест лова (банок). Хранит название банки и её координаты. Реализованы стандартные операции CRUD, поиск и пагинация. Добавление новой банки соответствует пятому требованию задания.</w:t>
+        <w:t xml:space="preserve"> (рисунок 5) служит справочником мест лова (банок). Хранит название банки и её координаты. Реализованы стандартные операции </w:t>
+      </w:r>
+      <w:r>
+        <w:rPr>
+          <w:rFonts w:ascii="Times New Roman" w:hAnsi="Times New Roman" w:cs="Times New Roman"/>
+          <w:sz w:val="28"/>
+          <w:szCs w:val="28"/>
+        </w:rPr>
+        <w:lastRenderedPageBreak/>
+        <w:t>CRUD, поиск и пагинация. Добавление новой банки соответствует пятому требованию задания.</w:t>
       </w:r>
     </w:p>
     <w:p>
@@ -14533,7 +15071,16 @@
           <w:sz w:val="28"/>
           <w:szCs w:val="28"/>
         </w:rPr>
-        <w:t>2.6</w:t>
+        <w:t>2.</w:t>
+      </w:r>
+      <w:r>
+        <w:rPr>
+          <w:rFonts w:ascii="Times New Roman" w:hAnsi="Times New Roman" w:cs="Times New Roman"/>
+          <w:bCs/>
+          <w:sz w:val="28"/>
+          <w:szCs w:val="28"/>
+        </w:rPr>
+        <w:t>28</w:t>
       </w:r>
       <w:r>
         <w:rPr>
@@ -14548,7 +15095,6 @@
     <w:p>
       <w:pPr>
         <w:spacing w:after="0" w:line="360" w:lineRule="auto"/>
-        <w:ind w:left="143" w:firstLine="708"/>
         <w:jc w:val="both"/>
         <w:rPr>
           <w:rFonts w:ascii="Times New Roman" w:hAnsi="Times New Roman" w:cs="Times New Roman"/>
@@ -14562,21 +15108,20 @@
     <w:p>
       <w:pPr>
         <w:spacing w:after="0" w:line="360" w:lineRule="auto"/>
-        <w:ind w:firstLine="851"/>
-        <w:jc w:val="both"/>
-        <w:rPr>
-          <w:rFonts w:ascii="Times New Roman" w:hAnsi="Times New Roman" w:cs="Times New Roman"/>
-          <w:sz w:val="28"/>
-          <w:szCs w:val="28"/>
-        </w:rPr>
-      </w:pPr>
-      <w:r>
-        <w:rPr>
-          <w:rFonts w:ascii="Times New Roman" w:hAnsi="Times New Roman" w:cs="Times New Roman"/>
-          <w:sz w:val="28"/>
-          <w:szCs w:val="28"/>
-        </w:rPr>
-        <w:lastRenderedPageBreak/>
+        <w:ind w:firstLine="708"/>
+        <w:jc w:val="both"/>
+        <w:rPr>
+          <w:rFonts w:ascii="Times New Roman" w:hAnsi="Times New Roman" w:cs="Times New Roman"/>
+          <w:sz w:val="28"/>
+          <w:szCs w:val="28"/>
+        </w:rPr>
+      </w:pPr>
+      <w:r>
+        <w:rPr>
+          <w:rFonts w:ascii="Times New Roman" w:hAnsi="Times New Roman" w:cs="Times New Roman"/>
+          <w:sz w:val="28"/>
+          <w:szCs w:val="28"/>
+        </w:rPr>
         <w:t>Окно </w:t>
       </w:r>
       <w:proofErr w:type="spellStart"/>
@@ -14737,7 +15282,16 @@
           <w:sz w:val="28"/>
           <w:szCs w:val="28"/>
         </w:rPr>
-        <w:t>2.7</w:t>
+        <w:t>2.</w:t>
+      </w:r>
+      <w:r>
+        <w:rPr>
+          <w:rFonts w:ascii="Times New Roman" w:hAnsi="Times New Roman" w:cs="Times New Roman"/>
+          <w:bCs/>
+          <w:sz w:val="28"/>
+          <w:szCs w:val="28"/>
+        </w:rPr>
+        <w:t>29</w:t>
       </w:r>
       <w:r>
         <w:rPr>
@@ -14796,7 +15350,16 @@
           <w:sz w:val="28"/>
           <w:szCs w:val="28"/>
         </w:rPr>
-        <w:t> (рисунок 7) предназначено для детальной фиксации улова. В таблице показываются катер, банка, сорт рыбы, вес, качество, дата прихода и дата отплытия. Через окно </w:t>
+        <w:t> (рисунок 7) предназначено для детальной фиксации улова. В таблице показываются катер, банка, сорт рыбы, вес, качество, дата при</w:t>
+      </w:r>
+      <w:r>
+        <w:rPr>
+          <w:rFonts w:ascii="Times New Roman" w:hAnsi="Times New Roman" w:cs="Times New Roman"/>
+          <w:sz w:val="28"/>
+          <w:szCs w:val="28"/>
+        </w:rPr>
+        <w:lastRenderedPageBreak/>
+        <w:t>хода и дата отплытия. Через окно </w:t>
       </w:r>
       <w:proofErr w:type="spellStart"/>
       <w:r>
@@ -14902,7 +15465,16 @@
           <w:sz w:val="28"/>
           <w:szCs w:val="28"/>
         </w:rPr>
-        <w:t>2.8</w:t>
+        <w:t>2.</w:t>
+      </w:r>
+      <w:r>
+        <w:rPr>
+          <w:rFonts w:ascii="Times New Roman" w:hAnsi="Times New Roman" w:cs="Times New Roman"/>
+          <w:bCs/>
+          <w:sz w:val="28"/>
+          <w:szCs w:val="28"/>
+        </w:rPr>
+        <w:t>30</w:t>
       </w:r>
       <w:r>
         <w:rPr>
@@ -14913,6 +15485,18 @@
         </w:rPr>
         <w:t xml:space="preserve"> – Окно учёта улова</w:t>
       </w:r>
+    </w:p>
+    <w:p>
+      <w:pPr>
+        <w:spacing w:after="0" w:line="360" w:lineRule="auto"/>
+        <w:jc w:val="center"/>
+        <w:rPr>
+          <w:rFonts w:ascii="Times New Roman" w:hAnsi="Times New Roman" w:cs="Times New Roman"/>
+          <w:bCs/>
+          <w:sz w:val="28"/>
+          <w:szCs w:val="28"/>
+        </w:rPr>
+      </w:pPr>
     </w:p>
     <w:p>
       <w:pPr>
@@ -14933,7 +15517,6 @@
           <w:sz w:val="28"/>
           <w:szCs w:val="28"/>
         </w:rPr>
-        <w:lastRenderedPageBreak/>
         <w:t>Система предоставляет три аналитических отчёта (рисунок 8):</w:t>
       </w:r>
     </w:p>
@@ -15088,9 +15671,9 @@
           <w:lang w:val="en-US"/>
         </w:rPr>
         <w:drawing>
-          <wp:inline distT="0" distB="0" distL="0" distR="0" wp14:anchorId="6005EF27" wp14:editId="7C880611">
-            <wp:extent cx="4175760" cy="2109556"/>
-            <wp:effectExtent l="0" t="0" r="0" b="5080"/>
+          <wp:inline distT="0" distB="0" distL="0" distR="0" wp14:anchorId="6005EF27" wp14:editId="090B5C3C">
+            <wp:extent cx="3876675" cy="1958461"/>
+            <wp:effectExtent l="0" t="0" r="0" b="3810"/>
             <wp:docPr id="15" name="Рисунок 15"/>
             <wp:cNvGraphicFramePr>
               <a:graphicFrameLocks xmlns:a="http://schemas.openxmlformats.org/drawingml/2006/main" noChangeAspect="1"/>
@@ -15111,7 +15694,7 @@
                   <pic:spPr>
                     <a:xfrm>
                       <a:off x="0" y="0"/>
-                      <a:ext cx="4190824" cy="2117166"/>
+                      <a:ext cx="3894068" cy="1967248"/>
                     </a:xfrm>
                     <a:prstGeom prst="rect">
                       <a:avLst/>
@@ -15151,7 +15734,16 @@
           <w:sz w:val="28"/>
           <w:szCs w:val="28"/>
         </w:rPr>
-        <w:t>2.9</w:t>
+        <w:t>2.</w:t>
+      </w:r>
+      <w:r>
+        <w:rPr>
+          <w:rFonts w:ascii="Times New Roman" w:hAnsi="Times New Roman" w:cs="Times New Roman"/>
+          <w:bCs/>
+          <w:sz w:val="28"/>
+          <w:szCs w:val="28"/>
+        </w:rPr>
+        <w:t>31</w:t>
       </w:r>
       <w:r>
         <w:rPr>
@@ -15162,6 +15754,18 @@
         </w:rPr>
         <w:t xml:space="preserve"> – Окно формирования аналитических отчётов</w:t>
       </w:r>
+    </w:p>
+    <w:p>
+      <w:pPr>
+        <w:spacing w:after="0" w:line="360" w:lineRule="auto"/>
+        <w:jc w:val="center"/>
+        <w:rPr>
+          <w:rFonts w:ascii="Times New Roman" w:hAnsi="Times New Roman" w:cs="Times New Roman"/>
+          <w:bCs/>
+          <w:sz w:val="28"/>
+          <w:szCs w:val="28"/>
+        </w:rPr>
+      </w:pPr>
     </w:p>
     <w:p>
       <w:pPr>
@@ -15240,7 +15844,6 @@
           <w:szCs w:val="28"/>
           <w:lang w:val="en-US"/>
         </w:rPr>
-        <w:lastRenderedPageBreak/>
         <w:drawing>
           <wp:inline distT="0" distB="0" distL="0" distR="0" wp14:anchorId="32046B94" wp14:editId="7FB1F7CA">
             <wp:extent cx="4109085" cy="2073802"/>
@@ -15305,7 +15908,16 @@
           <w:sz w:val="28"/>
           <w:szCs w:val="28"/>
         </w:rPr>
-        <w:t>2.10</w:t>
+        <w:t>2.</w:t>
+      </w:r>
+      <w:r>
+        <w:rPr>
+          <w:rFonts w:ascii="Times New Roman" w:hAnsi="Times New Roman" w:cs="Times New Roman"/>
+          <w:bCs/>
+          <w:sz w:val="28"/>
+          <w:szCs w:val="28"/>
+        </w:rPr>
+        <w:t>32</w:t>
       </w:r>
       <w:r>
         <w:rPr>
@@ -15418,6 +16030,7 @@
           <w:sz w:val="28"/>
           <w:szCs w:val="28"/>
         </w:rPr>
+        <w:lastRenderedPageBreak/>
         <w:t>2.3 Разработка инструкции по эксплуатации</w:t>
       </w:r>
     </w:p>
@@ -15478,16 +16091,7 @@
           <w:sz w:val="28"/>
           <w:szCs w:val="28"/>
         </w:rPr>
-        <w:t xml:space="preserve">После успешного входа откроется главное окно. В его верхней части отображается ваше имя и роль. Ниже расположены две радиокнопки для переключения </w:t>
-      </w:r>
-      <w:r>
-        <w:rPr>
-          <w:rFonts w:ascii="Times New Roman" w:hAnsi="Times New Roman" w:cs="Times New Roman"/>
-          <w:sz w:val="28"/>
-          <w:szCs w:val="28"/>
-        </w:rPr>
-        <w:lastRenderedPageBreak/>
-        <w:t>между подсистемами: «Магазин» и «Учёт флота». В зависимости от выбранной подсистемы становится доступной соответствующая панель кнопок.</w:t>
+        <w:t>После успешного входа откроется главное окно. В его верхней части отображается ваше имя и роль. Ниже расположены две радиокнопки для переключения между подсистемами: «Магазин» и «Учёт флота». В зависимости от выбранной подсистемы становится доступной соответствующая панель кнопок.</w:t>
       </w:r>
     </w:p>
     <w:p>
@@ -15527,7 +16131,16 @@
           <w:sz w:val="28"/>
           <w:szCs w:val="28"/>
         </w:rPr>
-        <w:t xml:space="preserve">Для оформления продажи нажмите «Продажи» → «Новая продажа». В поле «Клиент» выберите существующего клиента или добавьте нового через раздел «Клиенты». Нажмите «Выбрать товары», отметьте нужные товары, укажите количество и нажмите «OK». Итоговая сумма рассчитается автоматически. Нажмите «Сохранить» – остатки товаров уменьшатся, продажа сохранится в базе данных. В разделе «Клиенты» можно просматривать, добавлять, редактировать и удалять записи. Добавление клиента выполняется через кнопку «Добавить» и заполнение фамилии, имени, телефона, </w:t>
+        <w:t xml:space="preserve">Для оформления продажи нажмите «Продажи» → «Новая продажа». В поле «Клиент» выберите существующего клиента или добавьте нового через раздел «Клиенты». Нажмите «Выбрать товары», отметьте нужные товары, укажите количество и нажмите «OK». Итоговая сумма рассчитается автоматически. Нажмите </w:t>
+      </w:r>
+      <w:r>
+        <w:rPr>
+          <w:rFonts w:ascii="Times New Roman" w:hAnsi="Times New Roman" w:cs="Times New Roman"/>
+          <w:sz w:val="28"/>
+          <w:szCs w:val="28"/>
+        </w:rPr>
+        <w:lastRenderedPageBreak/>
+        <w:t xml:space="preserve">«Сохранить» – остатки товаров уменьшатся, продажа сохранится в базе данных. В разделе «Клиенты» можно просматривать, добавлять, редактировать и удалять записи. Добавление клиента выполняется через кнопку «Добавить» и заполнение фамилии, имени, телефона, </w:t>
       </w:r>
       <w:proofErr w:type="spellStart"/>
       <w:r>
@@ -15565,16 +16178,7 @@
           <w:sz w:val="28"/>
           <w:szCs w:val="28"/>
         </w:rPr>
-        <w:t xml:space="preserve">Выберите радиокнопку «Учёт флота». Появятся кнопки: «Катера», «Команда», «Банки», «Выходы», «Улов». Для работы с катерами нажмите соответствующую кнопку. Для добавления катера нажмите «Добавить», укажите название, тип, водоизмещение и дату постройки. Для изменения или удаления выберите запись в таблице и нажмите соответствующую кнопку. Аналогично ведётся список членов </w:t>
-      </w:r>
-      <w:r>
-        <w:rPr>
-          <w:rFonts w:ascii="Times New Roman" w:hAnsi="Times New Roman" w:cs="Times New Roman"/>
-          <w:sz w:val="28"/>
-          <w:szCs w:val="28"/>
-        </w:rPr>
-        <w:lastRenderedPageBreak/>
-        <w:t>команды (фамилия, имя, должность, адрес). Справочник банок (мест лова) содержит название и координаты – добавление новой банки соответствует одному из требований задания. Для регистрации выхода катера в море перейдите в раздел «Выходы» и нажмите «Добавить». Выберите катер, укажите дату выхода и возвращения, а из списка выберите членов команды (с множественным выбором). После сохранения запись появится в таблице – это полностью реализует требование «добавление выхода с указанием команды». Для фиксации улова перейдите в раздел «Улов» и нажмите «Добавить». Выберите выход (катер + дата), банку, укажите сорт рыбы, вес, качество (отличное, хорошее, плохое), а также дату прихода на банку и дату отплытия. Сохраните запись. Один рейс может включать несколько записей улова (по разным банкам и сортам рыбы).</w:t>
+        <w:t>Выберите радиокнопку «Учёт флота». Появятся кнопки: «Катера», «Команда», «Банки», «Выходы», «Улов». Для работы с катерами нажмите соответствующую кнопку. Для добавления катера нажмите «Добавить», укажите название, тип, водоизмещение и дату постройки. Для изменения или удаления выберите запись в таблице и нажмите соответствующую кнопку. Аналогично ведётся список членов команды (фамилия, имя, должность, адрес). Справочник банок (мест лова) содержит название и координаты – добавление новой банки соответствует одному из требований задания. Для регистрации выхода катера в море перейдите в раздел «Выходы» и нажмите «Добавить». Выберите катер, укажите дату выхода и возвращения, а из списка выберите членов команды (с множественным выбором). После сохранения запись появится в таблице – это полностью реализует требование «добавление выхода с указанием команды». Для фиксации улова перейдите в раздел «Улов» и нажмите «Добавить». Выберите выход (катер + дата), банку, укажите сорт рыбы, вес, качество (отличное, хорошее, плохое), а также дату прихода на банку и дату отплытия. Сохраните запись. Один рейс может включать несколько записей улова (по разным банкам и сортам рыбы).</w:t>
       </w:r>
     </w:p>
     <w:p>
@@ -15614,6 +16218,7 @@
           <w:sz w:val="28"/>
           <w:szCs w:val="28"/>
         </w:rPr>
+        <w:lastRenderedPageBreak/>
         <w:t>После завершения всех операций нажмите кнопку «Выйти» в верхней части главного окна. Вы будете возвращены к окну авторизации. Для полного выхода из приложения закройте окно авторизации.</w:t>
       </w:r>
     </w:p>
@@ -15699,7 +16304,27 @@
     <w:p>
       <w:pPr>
         <w:spacing w:after="0" w:line="360" w:lineRule="auto"/>
-        <w:ind w:firstLine="567"/>
+        <w:ind w:firstLine="851"/>
+        <w:jc w:val="both"/>
+        <w:rPr>
+          <w:rFonts w:ascii="Times New Roman" w:hAnsi="Times New Roman" w:cs="Times New Roman"/>
+          <w:sz w:val="28"/>
+          <w:szCs w:val="28"/>
+        </w:rPr>
+      </w:pPr>
+      <w:r>
+        <w:rPr>
+          <w:rFonts w:ascii="Times New Roman" w:hAnsi="Times New Roman" w:cs="Times New Roman"/>
+          <w:sz w:val="28"/>
+          <w:szCs w:val="28"/>
+        </w:rPr>
+        <w:t>Общее функциональное тестирование</w:t>
+      </w:r>
+    </w:p>
+    <w:p>
+      <w:pPr>
+        <w:spacing w:after="0" w:line="360" w:lineRule="auto"/>
+        <w:ind w:firstLine="851"/>
         <w:jc w:val="both"/>
         <w:rPr>
           <w:rFonts w:ascii="Times New Roman" w:hAnsi="Times New Roman" w:cs="Times New Roman"/>
@@ -16384,17 +17009,6 @@
                 <w:lang w:eastAsia="zh-CN"/>
               </w:rPr>
             </w:pPr>
-            <w:r>
-              <w:rPr>
-                <w:rFonts w:ascii="Times New Roman" w:hAnsi="Times New Roman" w:cs="Times New Roman"/>
-                <w:i/>
-                <w:iCs/>
-                <w:sz w:val="24"/>
-                <w:szCs w:val="28"/>
-                <w:lang w:eastAsia="zh-CN"/>
-              </w:rPr>
-              <w:t>Скриншот пустого окна выбора товаров при закупке</w:t>
-            </w:r>
           </w:p>
         </w:tc>
       </w:tr>
@@ -16994,7 +17608,7 @@
                 <w:rFonts w:ascii="Times New Roman" w:hAnsi="Times New Roman" w:cs="Times New Roman"/>
                 <w:sz w:val="24"/>
                 <w:szCs w:val="28"/>
-                <w:lang w:val="en-US" w:eastAsia="zh-CN"/>
+                <w:lang w:eastAsia="zh-CN"/>
               </w:rPr>
             </w:pPr>
             <w:r>
@@ -17110,17 +17724,6 @@
                 <w:lang w:eastAsia="zh-CN"/>
               </w:rPr>
             </w:pPr>
-            <w:r>
-              <w:rPr>
-                <w:rFonts w:ascii="Times New Roman" w:hAnsi="Times New Roman" w:cs="Times New Roman"/>
-                <w:i/>
-                <w:iCs/>
-                <w:sz w:val="24"/>
-                <w:szCs w:val="28"/>
-                <w:lang w:eastAsia="zh-CN"/>
-              </w:rPr>
-              <w:t>Скриншот окна с белым фоном и нечитаемым текстом</w:t>
-            </w:r>
           </w:p>
         </w:tc>
       </w:tr>
@@ -18159,39 +18762,6 @@
                 <w:lang w:eastAsia="zh-CN"/>
               </w:rPr>
             </w:pPr>
-            <w:r>
-              <w:rPr>
-                <w:rFonts w:ascii="Times New Roman" w:hAnsi="Times New Roman" w:cs="Times New Roman"/>
-                <w:i/>
-                <w:iCs/>
-                <w:sz w:val="24"/>
-                <w:szCs w:val="28"/>
-                <w:lang w:eastAsia="zh-CN"/>
-              </w:rPr>
-              <w:t xml:space="preserve">Скриншот окна с ошибкой </w:t>
-            </w:r>
-            <w:r>
-              <w:rPr>
-                <w:rFonts w:ascii="Times New Roman" w:hAnsi="Times New Roman" w:cs="Times New Roman"/>
-                <w:i/>
-                <w:iCs/>
-                <w:sz w:val="24"/>
-                <w:szCs w:val="28"/>
-                <w:lang w:val="en-US" w:eastAsia="zh-CN"/>
-              </w:rPr>
-              <w:t>CS</w:t>
-            </w:r>
-            <w:r>
-              <w:rPr>
-                <w:rFonts w:ascii="Times New Roman" w:hAnsi="Times New Roman" w:cs="Times New Roman"/>
-                <w:i/>
-                <w:iCs/>
-                <w:sz w:val="24"/>
-                <w:szCs w:val="28"/>
-                <w:lang w:eastAsia="zh-CN"/>
-              </w:rPr>
-              <w:t>0246</w:t>
-            </w:r>
           </w:p>
         </w:tc>
       </w:tr>
@@ -18208,28 +18778,6 @@
           <w:szCs w:val="28"/>
         </w:rPr>
       </w:pPr>
-    </w:p>
-    <w:p>
-      <w:pPr>
-        <w:spacing w:after="0" w:line="360" w:lineRule="auto"/>
-        <w:ind w:firstLine="567"/>
-        <w:jc w:val="both"/>
-        <w:rPr>
-          <w:rFonts w:ascii="Times New Roman" w:hAnsi="Times New Roman" w:cs="Times New Roman"/>
-          <w:b/>
-          <w:sz w:val="28"/>
-          <w:szCs w:val="28"/>
-        </w:rPr>
-      </w:pPr>
-      <w:r>
-        <w:rPr>
-          <w:rFonts w:ascii="Times New Roman" w:hAnsi="Times New Roman" w:cs="Times New Roman"/>
-          <w:b/>
-          <w:sz w:val="28"/>
-          <w:szCs w:val="28"/>
-        </w:rPr>
-        <w:t>Регрессионное тестирование</w:t>
-      </w:r>
     </w:p>
     <w:p>
       <w:pPr>
@@ -20622,16 +21170,7 @@
           <w:szCs w:val="28"/>
         </w:rPr>
         <w:lastRenderedPageBreak/>
-        <w:t xml:space="preserve">Приложение </w:t>
-      </w:r>
-      <w:r>
-        <w:rPr>
-          <w:rFonts w:ascii="Times New Roman" w:hAnsi="Times New Roman" w:cs="Times New Roman"/>
-          <w:b/>
-          <w:sz w:val="28"/>
-          <w:szCs w:val="28"/>
-        </w:rPr>
-        <w:t>В</w:t>
+        <w:t>Приложение В</w:t>
       </w:r>
     </w:p>
     <w:p>
@@ -20681,6 +21220,7 @@
         <w:rPr>
           <w:rFonts w:ascii="Times New Roman" w:hAnsi="Times New Roman" w:cs="Times New Roman"/>
           <w:b/>
+          <w:noProof/>
           <w:sz w:val="28"/>
           <w:szCs w:val="28"/>
         </w:rPr>
@@ -23244,6 +23784,7 @@
           <w:b/>
           <w:sz w:val="28"/>
           <w:szCs w:val="28"/>
+          <w:lang w:val="en-US"/>
         </w:rPr>
       </w:pPr>
       <w:r>
@@ -28885,6 +29426,7 @@
           <w:b/>
           <w:sz w:val="28"/>
           <w:szCs w:val="28"/>
+          <w:lang w:val="en-US"/>
         </w:rPr>
       </w:pPr>
       <w:r>
@@ -37032,6 +37574,7 @@
           <w:b/>
           <w:sz w:val="28"/>
           <w:szCs w:val="28"/>
+          <w:lang w:val="en-US"/>
         </w:rPr>
       </w:pPr>
       <w:r>
@@ -41484,6 +42027,7 @@
           <w:b/>
           <w:sz w:val="28"/>
           <w:szCs w:val="28"/>
+          <w:lang w:val="en-US"/>
         </w:rPr>
       </w:pPr>
       <w:r>
@@ -43896,6 +44440,7 @@
   <w:style w:type="character" w:default="1" w:styleId="a0">
     <w:name w:val="Default Paragraph Font"/>
     <w:uiPriority w:val="1"/>
+    <w:semiHidden/>
     <w:unhideWhenUsed/>
   </w:style>
   <w:style w:type="table" w:default="1" w:styleId="a1">
